--- a/docs/general-english/A2/release/units/a21-u07.docx
+++ b/docs/general-english/A2/release/units/a21-u07.docx
@@ -1900,7 +1900,7 @@
               <w:jc w:val="left"/>
             </w:pPr>
             <w:r>
-              <w:t xml:space="preserve">to mend something that is broken</w:t>
+              <w:t xml:space="preserve">how wide something is, from side to side</w:t>
             </w:r>
           </w:p>
         </w:tc>
@@ -1940,7 +1940,7 @@
               <w:jc w:val="left"/>
             </w:pPr>
             <w:r>
-              <w:t xml:space="preserve">how good something is, and how long it lasts</w:t>
+              <w:t xml:space="preserve">a price that is better than the usual one</w:t>
             </w:r>
           </w:p>
         </w:tc>
@@ -1980,7 +1980,7 @@
               <w:jc w:val="left"/>
             </w:pPr>
             <w:r>
-              <w:t xml:space="preserve">one particular version of a thing a company makes</w:t>
+              <w:t xml:space="preserve">a lower price, for a short time</w:t>
             </w:r>
           </w:p>
         </w:tc>
@@ -2020,7 +2020,7 @@
               <w:jc w:val="left"/>
             </w:pPr>
             <w:r>
-              <w:t xml:space="preserve">the flat glass part of a telephone that lights up</w:t>
+              <w:t xml:space="preserve">a small flat case you keep money in</w:t>
             </w:r>
           </w:p>
         </w:tc>
@@ -2060,7 +2060,7 @@
               <w:jc w:val="left"/>
             </w:pPr>
             <w:r>
-              <w:t xml:space="preserve">a lower price, for a short time</w:t>
+              <w:t xml:space="preserve">one particular version of a thing a company makes</w:t>
             </w:r>
           </w:p>
         </w:tc>
@@ -2100,7 +2100,7 @@
               <w:jc w:val="left"/>
             </w:pPr>
             <w:r>
-              <w:t xml:space="preserve">how wide something is, from side to side</w:t>
+              <w:t xml:space="preserve">the flat glass part of a telephone that lights up</w:t>
             </w:r>
           </w:p>
         </w:tc>
@@ -2140,7 +2140,7 @@
               <w:jc w:val="left"/>
             </w:pPr>
             <w:r>
-              <w:t xml:space="preserve">a price that is better than the usual one</w:t>
+              <w:t xml:space="preserve">to mend something that is broken</w:t>
             </w:r>
           </w:p>
         </w:tc>
@@ -2180,7 +2180,7 @@
               <w:jc w:val="left"/>
             </w:pPr>
             <w:r>
-              <w:t xml:space="preserve">a small flat case you keep money in</w:t>
+              <w:t xml:space="preserve">how good something is, and how long it lasts</w:t>
             </w:r>
           </w:p>
         </w:tc>
@@ -5252,7 +5252,7 @@
       <w:r>
         <w:drawing>
           <wp:inline>
-            <wp:extent cx="5724525" cy="2009775"/>
+            <wp:extent cx="5724525" cy="2133600"/>
             <wp:effectExtent b="0" l="0" r="0" t="0"/>
             <wp:docPr descr="The five comparing words of this task as chips above two empty bins, one for comparing two things and one for comparing more than two. Which chip goes in which bin is the exercise, so none of them is placed." title="" id="60" name="Picture"/>
             <a:graphic>
@@ -5273,7 +5273,7 @@
                   <pic:spPr bwMode="auto">
                     <a:xfrm>
                       <a:off x="0" y="0"/>
-                      <a:ext cx="5724525" cy="2009775"/>
+                      <a:ext cx="5724525" cy="2133600"/>
                     </a:xfrm>
                     <a:prstGeom prst="rect">
                       <a:avLst/>
@@ -5432,7 +5432,7 @@
       <w:r>
         <w:drawing>
           <wp:inline>
-            <wp:extent cx="5724525" cy="1857375"/>
+            <wp:extent cx="5724525" cy="2190750"/>
             <wp:effectExtent b="0" l="0" r="0" t="0"/>
             <wp:docPr descr="One correction worked through -- the wrong form struck out and the right one beside it -- and then three more sentences with an empty line for the learner to write the correct form." title="" id="63" name="Picture"/>
             <a:graphic>
@@ -5453,7 +5453,7 @@
                   <pic:spPr bwMode="auto">
                     <a:xfrm>
                       <a:off x="0" y="0"/>
-                      <a:ext cx="5724525" cy="1857375"/>
+                      <a:ext cx="5724525" cy="2190750"/>
                     </a:xfrm>
                     <a:prstGeom prst="rect">
                       <a:avLst/>
@@ -11874,7 +11874,7 @@
       <w:r>
         <w:drawing>
           <wp:inline>
-            <wp:extent cx="5724525" cy="2381250"/>
+            <wp:extent cx="5724525" cy="2609850"/>
             <wp:effectExtent b="0" l="0" r="0" t="0"/>
             <wp:docPr descr="The decision task as one question and three branches, with what each one costs: mend it for a tenth of a new one; buy the cheapest, which is broken again by the spring; or save up and buy the best, which lasts but makes you wait and pay more." title="" id="132" name="Picture"/>
             <a:graphic>
@@ -11895,7 +11895,7 @@
                   <pic:spPr bwMode="auto">
                     <a:xfrm>
                       <a:off x="0" y="0"/>
-                      <a:ext cx="5724525" cy="2381250"/>
+                      <a:ext cx="5724525" cy="2609850"/>
                     </a:xfrm>
                     <a:prstGeom prst="rect">
                       <a:avLst/>
@@ -12073,7 +12073,7 @@
           <wp:inline>
             <wp:extent cx="5724525" cy="2095500"/>
             <wp:effectExtent b="0" l="0" r="0" t="0"/>
-            <wp:docPr descr="The eight words of the spiral review bank, in bank order: brand, battery, screen, deal, cheaper, the cheapest, suitcase, basket." title="" id="135" name="Picture"/>
+            <wp:docPr descr="The eight words of the spiral review bank, in bank order: deal, basket, brand, the cheapest, screen, battery, cheaper, suitcase." title="" id="135" name="Picture"/>
             <a:graphic>
               <a:graphicData uri="http://schemas.openxmlformats.org/drawingml/2006/picture">
                 <pic:pic>
@@ -12192,7 +12192,7 @@
         <w:t xml:space="preserve"> </w:t>
       </w:r>
       <w:r>
-        <w:t xml:space="preserve">brand | battery | screen | deal | cheaper | the cheapest | suitcase | basket</w:t>
+        <w:t xml:space="preserve">deal | basket | brand | the cheapest | screen | battery | cheaper | suitcase</w:t>
       </w:r>
     </w:p>
     <w:p>
